--- a/klagomål/A 12767-2026 FSC-klagomål.docx
+++ b/klagomål/A 12767-2026 FSC-klagomål.docx
@@ -898,7 +898,7 @@
     <w:r>
       <w:tab/>
       <w:tab/>
-      <w:t>2026-09-14</w:t>
+      <w:t>2026-09-15</w:t>
       <w:br/>
       <w:br/>
     </w:r>

--- a/klagomål/A 12767-2026 FSC-klagomål.docx
+++ b/klagomål/A 12767-2026 FSC-klagomål.docx
@@ -898,7 +898,7 @@
     <w:r>
       <w:tab/>
       <w:tab/>
-      <w:t>2026-09-15</w:t>
+      <w:t>2026-09-16</w:t>
       <w:br/>
       <w:br/>
     </w:r>

--- a/klagomål/A 12767-2026 FSC-klagomål.docx
+++ b/klagomål/A 12767-2026 FSC-klagomål.docx
@@ -898,7 +898,7 @@
     <w:r>
       <w:tab/>
       <w:tab/>
-      <w:t>2026-09-16</w:t>
+      <w:t>2026-09-17</w:t>
       <w:br/>
       <w:br/>
     </w:r>

--- a/klagomål/A 12767-2026 FSC-klagomål.docx
+++ b/klagomål/A 12767-2026 FSC-klagomål.docx
@@ -898,7 +898,7 @@
     <w:r>
       <w:tab/>
       <w:tab/>
-      <w:t>2026-09-17</w:t>
+      <w:t>2026-09-18</w:t>
       <w:br/>
       <w:br/>
     </w:r>

--- a/klagomål/A 12767-2026 FSC-klagomål.docx
+++ b/klagomål/A 12767-2026 FSC-klagomål.docx
@@ -898,7 +898,7 @@
     <w:r>
       <w:tab/>
       <w:tab/>
-      <w:t>2026-09-18</w:t>
+      <w:t>2026-09-19</w:t>
       <w:br/>
       <w:br/>
     </w:r>

--- a/klagomål/A 12767-2026 FSC-klagomål.docx
+++ b/klagomål/A 12767-2026 FSC-klagomål.docx
@@ -898,7 +898,7 @@
     <w:r>
       <w:tab/>
       <w:tab/>
-      <w:t>2026-09-19</w:t>
+      <w:t>2026-09-21</w:t>
       <w:br/>
       <w:br/>
     </w:r>

--- a/klagomål/A 12767-2026 FSC-klagomål.docx
+++ b/klagomål/A 12767-2026 FSC-klagomål.docx
@@ -898,7 +898,7 @@
     <w:r>
       <w:tab/>
       <w:tab/>
-      <w:t>2026-09-21</w:t>
+      <w:t>2026-09-23</w:t>
       <w:br/>
       <w:br/>
     </w:r>

--- a/klagomål/A 12767-2026 FSC-klagomål.docx
+++ b/klagomål/A 12767-2026 FSC-klagomål.docx
@@ -898,7 +898,7 @@
     <w:r>
       <w:tab/>
       <w:tab/>
-      <w:t>2026-09-23</w:t>
+      <w:t>2026-09-24</w:t>
       <w:br/>
       <w:br/>
     </w:r>

--- a/klagomål/A 12767-2026 FSC-klagomål.docx
+++ b/klagomål/A 12767-2026 FSC-klagomål.docx
@@ -898,7 +898,7 @@
     <w:r>
       <w:tab/>
       <w:tab/>
-      <w:t>2026-09-24</w:t>
+      <w:t>2026-09-25</w:t>
       <w:br/>
       <w:br/>
     </w:r>

--- a/klagomål/A 12767-2026 FSC-klagomål.docx
+++ b/klagomål/A 12767-2026 FSC-klagomål.docx
@@ -898,7 +898,7 @@
     <w:r>
       <w:tab/>
       <w:tab/>
-      <w:t>2026-09-25</w:t>
+      <w:t>2026-09-26</w:t>
       <w:br/>
       <w:br/>
     </w:r>

--- a/klagomål/A 12767-2026 FSC-klagomål.docx
+++ b/klagomål/A 12767-2026 FSC-klagomål.docx
@@ -898,7 +898,7 @@
     <w:r>
       <w:tab/>
       <w:tab/>
-      <w:t>2026-09-26</w:t>
+      <w:t>2026-09-27</w:t>
       <w:br/>
       <w:br/>
     </w:r>

--- a/klagomål/A 12767-2026 FSC-klagomål.docx
+++ b/klagomål/A 12767-2026 FSC-klagomål.docx
@@ -898,7 +898,7 @@
     <w:r>
       <w:tab/>
       <w:tab/>
-      <w:t>2026-09-27</w:t>
+      <w:t>2026-09-28</w:t>
       <w:br/>
       <w:br/>
     </w:r>

--- a/klagomål/A 12767-2026 FSC-klagomål.docx
+++ b/klagomål/A 12767-2026 FSC-klagomål.docx
@@ -898,7 +898,7 @@
     <w:r>
       <w:tab/>
       <w:tab/>
-      <w:t>2026-09-28</w:t>
+      <w:t>2026-09-29</w:t>
       <w:br/>
       <w:br/>
     </w:r>

--- a/klagomål/A 12767-2026 FSC-klagomål.docx
+++ b/klagomål/A 12767-2026 FSC-klagomål.docx
@@ -898,7 +898,7 @@
     <w:r>
       <w:tab/>
       <w:tab/>
-      <w:t>2026-09-29</w:t>
+      <w:t>2026-09-30</w:t>
       <w:br/>
       <w:br/>
     </w:r>

--- a/klagomål/A 12767-2026 FSC-klagomål.docx
+++ b/klagomål/A 12767-2026 FSC-klagomål.docx
@@ -221,7 +221,7 @@
     </w:p>
     <w:p>
       <w:r>
-        <w:t>I och inom 22 meter från avverkningsanmälan finns fynd av 16 naturvårdsarter, varav 15 är rödlistade, 1 är fridlyst, 5 är typiska (T) och 1 är signalart (S): lammticka (VU), rotfingersvamp (VU), skrovlig taggsvamp (VU), torrmusseron (VU), blå taggsvamp (NT, T), dropptaggsvamp (NT, T), gelatinfingersvamp (NT), motaggsvamp (NT, T), orange taggsvamp (NT, T), skarp dropptaggsvamp (NT), såpfingersvamp (NT), tallfingersvamp (NT), tallriska (NT), talltaggsvamp (NT), Ramaria subtilis (DD) och plattlummer (S, T, §9). Se Figur 1.</w:t>
+        <w:t>I och inom 22 meter från avverkningsanmälan finns fynd av 17 naturvårdsarter, varav 16 är rödlistade, 1 är fridlyst, 5 är typiska (T) och 1 är signalart (S): lammticka (VU), Ramaria neoformosa (VU), rotfingersvamp (VU), skrovlig taggsvamp (VU), torrmusseron (VU), blå taggsvamp (NT, T), dropptaggsvamp (NT, T), gelatinfingersvamp (NT), motaggsvamp (NT, T), orange taggsvamp (NT, T), skarp dropptaggsvamp (NT), såpfingersvamp (NT), tallfingersvamp (NT), tallriska (NT), talltaggsvamp (NT), Ramaria subtilis (DD) och plattlummer (S, T, §9). Se Figur 1.</w:t>
       </w:r>
     </w:p>
     <w:p>
@@ -265,6 +265,24 @@
       </w:r>
       <w:r>
         <w:t>Arten är placerad högst upp i Skogsstyrelsens värdepyramid för bedömning av skog med höga naturvärden och tål inte slutavverkning (SLU Artdatabanken, 2024; Nitare &amp; Skogsstyrelsen, 2019).</w:t>
+      </w:r>
+    </w:p>
+    <w:p>
+      <w:r>
+        <w:rPr>
+          <w:b/>
+          <w:i/>
+        </w:rPr>
+        <w:t xml:space="preserve">Ramaria neoformosa </w:t>
+      </w:r>
+      <w:r>
+        <w:rPr>
+          <w:b/>
+        </w:rPr>
+        <w:t>(VU)</w:t>
+      </w:r>
+      <w:r>
+        <w:t xml:space="preserve"> är en korallfingersvamp som bildar mykorrhiza med gran och tall, främst i näringsfattig och torr sandtallskog, men även i gran- och barrblandskog på mer näringsrik eller kalkhaltig mark. Arten har sin huvudsakliga utbredning i boreala sandtallskogar och är i Sverige känd från Dalarna och norrut till Lule lappmark. Den totala populationen i landet har minskat och bedöms fortsätta minska till följd av avverkning av äldre barrskog. Arten har begränsad förmåga att återetablera sig efter slutavverkning eller andra storskaliga skogsbruksåtgärder, och det finns inga indikationer på att arten långsiktigt kan etablera eller reproducera sig i skogsbestånd som brukas med trakthyggesmetoder, markberedning, gödsling eller föryngring med förädlat plantmaterial (SLU Artdatabanken, 2026).</w:t>
       </w:r>
     </w:p>
     <w:p>
@@ -583,7 +601,7 @@
         <w:rPr>
           <w:i/>
         </w:rPr>
-        <w:t>I det avverkningsanmälda skogsområdet har 16 naturvårdsarter varav 15 rödlistade arter sina livsmiljöer och växtplatser.</w:t>
+        <w:t>I det avverkningsanmälda skogsområdet har 17 naturvårdsarter varav 16 rödlistade arter sina livsmiljöer och växtplatser.</w:t>
       </w:r>
     </w:p>
     <w:p>
@@ -898,7 +916,7 @@
     <w:r>
       <w:tab/>
       <w:tab/>
-      <w:t>2026-09-30</w:t>
+      <w:t>2026-10-01</w:t>
       <w:br/>
       <w:br/>
     </w:r>

--- a/klagomål/A 12767-2026 FSC-klagomål.docx
+++ b/klagomål/A 12767-2026 FSC-klagomål.docx
@@ -916,7 +916,7 @@
     <w:r>
       <w:tab/>
       <w:tab/>
-      <w:t>2026-10-01</w:t>
+      <w:t>2026-10-02</w:t>
       <w:br/>
       <w:br/>
     </w:r>

--- a/klagomål/A 12767-2026 FSC-klagomål.docx
+++ b/klagomål/A 12767-2026 FSC-klagomål.docx
@@ -916,7 +916,7 @@
     <w:r>
       <w:tab/>
       <w:tab/>
-      <w:t>2026-10-02</w:t>
+      <w:t>2026-10-03</w:t>
       <w:br/>
       <w:br/>
     </w:r>

--- a/klagomål/A 12767-2026 FSC-klagomål.docx
+++ b/klagomål/A 12767-2026 FSC-klagomål.docx
@@ -916,7 +916,7 @@
     <w:r>
       <w:tab/>
       <w:tab/>
-      <w:t>2026-10-03</w:t>
+      <w:t>2026-10-04</w:t>
       <w:br/>
       <w:br/>
     </w:r>

--- a/klagomål/A 12767-2026 FSC-klagomål.docx
+++ b/klagomål/A 12767-2026 FSC-klagomål.docx
@@ -916,7 +916,7 @@
     <w:r>
       <w:tab/>
       <w:tab/>
-      <w:t>2026-10-04</w:t>
+      <w:t>2026-10-05</w:t>
       <w:br/>
       <w:br/>
     </w:r>

--- a/klagomål/A 12767-2026 FSC-klagomål.docx
+++ b/klagomål/A 12767-2026 FSC-klagomål.docx
@@ -916,7 +916,7 @@
     <w:r>
       <w:tab/>
       <w:tab/>
-      <w:t>2026-10-05</w:t>
+      <w:t>2026-10-06</w:t>
       <w:br/>
       <w:br/>
     </w:r>

--- a/klagomål/A 12767-2026 FSC-klagomål.docx
+++ b/klagomål/A 12767-2026 FSC-klagomål.docx
@@ -916,7 +916,7 @@
     <w:r>
       <w:tab/>
       <w:tab/>
-      <w:t>2026-10-06</w:t>
+      <w:t>2026-10-07</w:t>
       <w:br/>
       <w:br/>
     </w:r>

--- a/klagomål/A 12767-2026 FSC-klagomål.docx
+++ b/klagomål/A 12767-2026 FSC-klagomål.docx
@@ -916,7 +916,7 @@
     <w:r>
       <w:tab/>
       <w:tab/>
-      <w:t>2026-10-07</w:t>
+      <w:t>2026-10-08</w:t>
       <w:br/>
       <w:br/>
     </w:r>

--- a/klagomål/A 12767-2026 FSC-klagomål.docx
+++ b/klagomål/A 12767-2026 FSC-klagomål.docx
@@ -916,7 +916,7 @@
     <w:r>
       <w:tab/>
       <w:tab/>
-      <w:t>2026-10-08</w:t>
+      <w:t>2026-10-09</w:t>
       <w:br/>
       <w:br/>
     </w:r>

--- a/klagomål/A 12767-2026 FSC-klagomål.docx
+++ b/klagomål/A 12767-2026 FSC-klagomål.docx
@@ -916,7 +916,7 @@
     <w:r>
       <w:tab/>
       <w:tab/>
-      <w:t>2026-10-09</w:t>
+      <w:t>2026-10-10</w:t>
       <w:br/>
       <w:br/>
     </w:r>

--- a/klagomål/A 12767-2026 FSC-klagomål.docx
+++ b/klagomål/A 12767-2026 FSC-klagomål.docx
@@ -916,7 +916,7 @@
     <w:r>
       <w:tab/>
       <w:tab/>
-      <w:t>2026-10-10</w:t>
+      <w:t>2026-10-11</w:t>
       <w:br/>
       <w:br/>
     </w:r>

--- a/klagomål/A 12767-2026 FSC-klagomål.docx
+++ b/klagomål/A 12767-2026 FSC-klagomål.docx
@@ -916,7 +916,7 @@
     <w:r>
       <w:tab/>
       <w:tab/>
-      <w:t>2026-10-11</w:t>
+      <w:t>2026-10-12</w:t>
       <w:br/>
       <w:br/>
     </w:r>

--- a/klagomål/A 12767-2026 FSC-klagomål.docx
+++ b/klagomål/A 12767-2026 FSC-klagomål.docx
@@ -916,7 +916,7 @@
     <w:r>
       <w:tab/>
       <w:tab/>
-      <w:t>2026-10-12</w:t>
+      <w:t>2026-10-13</w:t>
       <w:br/>
       <w:br/>
     </w:r>

--- a/klagomål/A 12767-2026 FSC-klagomål.docx
+++ b/klagomål/A 12767-2026 FSC-klagomål.docx
@@ -916,7 +916,7 @@
     <w:r>
       <w:tab/>
       <w:tab/>
-      <w:t>2026-10-13</w:t>
+      <w:t>2026-10-14</w:t>
       <w:br/>
       <w:br/>
     </w:r>

--- a/klagomål/A 12767-2026 FSC-klagomål.docx
+++ b/klagomål/A 12767-2026 FSC-klagomål.docx
@@ -916,7 +916,7 @@
     <w:r>
       <w:tab/>
       <w:tab/>
-      <w:t>2026-10-14</w:t>
+      <w:t>2026-10-15</w:t>
       <w:br/>
       <w:br/>
     </w:r>

--- a/klagomål/A 12767-2026 FSC-klagomål.docx
+++ b/klagomål/A 12767-2026 FSC-klagomål.docx
@@ -916,7 +916,7 @@
     <w:r>
       <w:tab/>
       <w:tab/>
-      <w:t>2026-10-15</w:t>
+      <w:t>2026-10-16</w:t>
       <w:br/>
       <w:br/>
     </w:r>

--- a/klagomål/A 12767-2026 FSC-klagomål.docx
+++ b/klagomål/A 12767-2026 FSC-klagomål.docx
@@ -916,7 +916,7 @@
     <w:r>
       <w:tab/>
       <w:tab/>
-      <w:t>2026-10-16</w:t>
+      <w:t>2026-10-17</w:t>
       <w:br/>
       <w:br/>
     </w:r>

--- a/klagomål/A 12767-2026 FSC-klagomål.docx
+++ b/klagomål/A 12767-2026 FSC-klagomål.docx
@@ -916,7 +916,7 @@
     <w:r>
       <w:tab/>
       <w:tab/>
-      <w:t>2026-10-17</w:t>
+      <w:t>2026-10-18</w:t>
       <w:br/>
       <w:br/>
     </w:r>

--- a/klagomål/A 12767-2026 FSC-klagomål.docx
+++ b/klagomål/A 12767-2026 FSC-klagomål.docx
@@ -916,7 +916,7 @@
     <w:r>
       <w:tab/>
       <w:tab/>
-      <w:t>2026-10-18</w:t>
+      <w:t>2026-10-19</w:t>
       <w:br/>
       <w:br/>
     </w:r>

--- a/klagomål/A 12767-2026 FSC-klagomål.docx
+++ b/klagomål/A 12767-2026 FSC-klagomål.docx
@@ -916,7 +916,7 @@
     <w:r>
       <w:tab/>
       <w:tab/>
-      <w:t>2026-10-19</w:t>
+      <w:t>2026-10-20</w:t>
       <w:br/>
       <w:br/>
     </w:r>

--- a/klagomål/A 12767-2026 FSC-klagomål.docx
+++ b/klagomål/A 12767-2026 FSC-klagomål.docx
@@ -916,7 +916,7 @@
     <w:r>
       <w:tab/>
       <w:tab/>
-      <w:t>2026-10-20</w:t>
+      <w:t>2026-10-21</w:t>
       <w:br/>
       <w:br/>
     </w:r>

--- a/klagomål/A 12767-2026 FSC-klagomål.docx
+++ b/klagomål/A 12767-2026 FSC-klagomål.docx
@@ -916,7 +916,7 @@
     <w:r>
       <w:tab/>
       <w:tab/>
-      <w:t>2026-10-21</w:t>
+      <w:t>2026-10-22</w:t>
       <w:br/>
       <w:br/>
     </w:r>

--- a/klagomål/A 12767-2026 FSC-klagomål.docx
+++ b/klagomål/A 12767-2026 FSC-klagomål.docx
@@ -916,7 +916,7 @@
     <w:r>
       <w:tab/>
       <w:tab/>
-      <w:t>2026-10-22</w:t>
+      <w:t>2026-10-23</w:t>
       <w:br/>
       <w:br/>
     </w:r>

--- a/klagomål/A 12767-2026 FSC-klagomål.docx
+++ b/klagomål/A 12767-2026 FSC-klagomål.docx
@@ -916,7 +916,7 @@
     <w:r>
       <w:tab/>
       <w:tab/>
-      <w:t>2026-10-23</w:t>
+      <w:t>2026-10-24</w:t>
       <w:br/>
       <w:br/>
     </w:r>

--- a/klagomål/A 12767-2026 FSC-klagomål.docx
+++ b/klagomål/A 12767-2026 FSC-klagomål.docx
@@ -916,7 +916,7 @@
     <w:r>
       <w:tab/>
       <w:tab/>
-      <w:t>2026-10-24</w:t>
+      <w:t>2026-10-25</w:t>
       <w:br/>
       <w:br/>
     </w:r>

--- a/klagomål/A 12767-2026 FSC-klagomål.docx
+++ b/klagomål/A 12767-2026 FSC-klagomål.docx
@@ -916,7 +916,7 @@
     <w:r>
       <w:tab/>
       <w:tab/>
-      <w:t>2026-10-25</w:t>
+      <w:t>2026-10-26</w:t>
       <w:br/>
       <w:br/>
     </w:r>

--- a/klagomål/A 12767-2026 FSC-klagomål.docx
+++ b/klagomål/A 12767-2026 FSC-klagomål.docx
@@ -916,7 +916,7 @@
     <w:r>
       <w:tab/>
       <w:tab/>
-      <w:t>2026-10-26</w:t>
+      <w:t>2026-10-27</w:t>
       <w:br/>
       <w:br/>
     </w:r>

--- a/klagomål/A 12767-2026 FSC-klagomål.docx
+++ b/klagomål/A 12767-2026 FSC-klagomål.docx
@@ -916,7 +916,7 @@
     <w:r>
       <w:tab/>
       <w:tab/>
-      <w:t>2026-10-27</w:t>
+      <w:t>2026-10-28</w:t>
       <w:br/>
       <w:br/>
     </w:r>

--- a/klagomål/A 12767-2026 FSC-klagomål.docx
+++ b/klagomål/A 12767-2026 FSC-klagomål.docx
@@ -916,7 +916,7 @@
     <w:r>
       <w:tab/>
       <w:tab/>
-      <w:t>2026-10-28</w:t>
+      <w:t>2026-10-29</w:t>
       <w:br/>
       <w:br/>
     </w:r>

--- a/klagomål/A 12767-2026 FSC-klagomål.docx
+++ b/klagomål/A 12767-2026 FSC-klagomål.docx
@@ -916,7 +916,7 @@
     <w:r>
       <w:tab/>
       <w:tab/>
-      <w:t>2026-10-29</w:t>
+      <w:t>2026-10-31</w:t>
       <w:br/>
       <w:br/>
     </w:r>
